--- a/macro-agent/reports/2026-10-26_삼성생명_portfolio_impact.docx
+++ b/macro-agent/reports/2026-10-26_삼성생명_portfolio_impact.docx
@@ -2,7 +2,7 @@
 <file path=word/document.xml><?xml version="1.0" encoding="utf-8"?>
 <w:document xmlns:w="http://schemas.openxmlformats.org/wordprocessingml/2006/main" xmlns:m="http://schemas.openxmlformats.org/officeDocument/2006/math" xmlns:r="http://schemas.openxmlformats.org/officeDocument/2006/relationships" xmlns:o="urn:schemas-microsoft-com:office:office" xmlns:v="urn:schemas-microsoft-com:vml" xmlns:w10="urn:schemas-microsoft-com:office:word" xmlns:a="http://schemas.openxmlformats.org/drawingml/2006/main" xmlns:pic="http://schemas.openxmlformats.org/drawingml/2006/picture" xmlns:wp="http://schemas.openxmlformats.org/drawingml/2006/wordprocessingDrawing">
   <w:body>
-    <w:bookmarkStart w:id="31" w:name="삼성생명-포트폴리오재무제표-매크로-영향-분석-2026-10-26"/>
+    <w:bookmarkStart w:id="32" w:name="삼성생명-포트폴리오재무제표-매크로-영향-분석-2026-10-26"/>
     <w:p>
       <w:pPr>
         <w:pStyle w:val="Heading1"/>
@@ -606,10 +606,10 @@
           <w:bCs/>
           <w:b/>
         </w:rPr>
-        <w:t xml:space="preserve">금리 하락 대비가 1순위</w:t>
-      </w:r>
-      <w:r>
-        <w:t xml:space="preserve">: 공시상 금리 −100bp에 K-ICS −3.4%p(가용자본 −2.30조원), +50bp에는 +0.2%p로 하락 쪽에 약하다(p.44). 국고채 만기분은 초장기물로 재투자하고, 금리 하락 헤지(이자율스왑 수취·국채선도)를 검토한다. 새 매크로 Bull(국고 10년 −45bp, 확률 0.25)이 바로 이 위험이다.</w:t>
+        <w:t xml:space="preserve">삼성전자 배당 현금으로 금리 하락에 대비</w:t>
+      </w:r>
+      <w:r>
+        <w:t xml:space="preserve">: 하반기 삼성전자 배당 유입은 약 2.5조원으로 추정된다(3분기 특별배당 업계 추정 포함). 이 돈과 금산법 대응 매각 대금을 초장기 국고채에 우선 재투자해, 금리 −100bp 시 K-ICS −3.4%p(p.44)인 하락 쪽 약점을 채권 매도 없이 메운다. 새 매크로 Bull(국고 10년 −45bp, 확률 0.25)이 바로 이 위험이다.</w:t>
       </w:r>
     </w:p>
     <w:p>
@@ -631,10 +631,10 @@
           <w:bCs/>
           <w:b/>
         </w:rPr>
-        <w:t xml:space="preserve">환헤지 미세조정</w:t>
-      </w:r>
-      <w:r>
-        <w:t xml:space="preserve">: USD 순노출이 −1.54조원으로 헤지가 자산보다 많다(과헤지, p.33). 그래서 원화 약세 시 오히려 손실이다(원/달러 +100원에 K-ICS −0.7%p, p.45). 새 Base(원화 +5%)에서 약 −0.46%p(공시 민감도 선형 추정)다. 헤지비율을 100%에 맞추고, 헤지비용 하락기(Base −50bp)에 만기 매칭 통화스왑으로 고정한다.</w:t>
+        <w:t xml:space="preserve">이익 계획은 ’삼성전자 배당’과 ’본업’을 분리</w:t>
+      </w:r>
+      <w:r>
+        <w:t xml:space="preserve">: 삼성전자 주가 변동은 순이익에 들어가지 않고 배당만 들어온다. 주당 100원 배당은 약 500억원(세전, 계약자 몫 전, 추정)이다. 특별배당은 일회성으로 떼어 배당정책·성과 평가의 기준에서 빼고, 보험손익(−35.9%)과 CSM(정체)으로 본업 체력을 따로 관리한다.</w:t>
       </w:r>
     </w:p>
     <w:p>
@@ -656,20 +656,44 @@
           <w:bCs/>
           <w:b/>
         </w:rPr>
-        <w:t xml:space="preserve">매매 가능 자산 내 수익률 제고</w:t>
-      </w:r>
-      <w:r>
-        <w:t xml:space="preserve">: 계열 지분을 뺀 약 195조원에서 대출형 사모대출·해외채 각 +1.05%p, 인프라 +0.78%p, PE +0.52%p 늘린다(운용자산 대비). 자산 듀레이션은 줄이지 않는다. 기대 총수익 +2,568억원/년</w:t>
+        <w:t xml:space="preserve">환헤지 미세조정과 매매 가능 자산 내 수익률 제고</w:t>
+      </w:r>
+      <w:r>
+        <w:t xml:space="preserve">:</w:t>
+      </w:r>
+    </w:p>
+    <w:p>
+      <w:pPr>
+        <w:numPr>
+          <w:ilvl w:val="1"/>
+          <w:numId w:val="1003"/>
+        </w:numPr>
+        <w:pStyle w:val="Compact"/>
+      </w:pPr>
+      <w:r>
+        <w:t xml:space="preserve">환헤지: USD 순노출이 −1.54조원으로 과헤지다(p.33). 원화 약세 시 손실이므로 헤지비율을 100%에 맞춘다.</w:t>
+      </w:r>
+    </w:p>
+    <w:p>
+      <w:pPr>
+        <w:numPr>
+          <w:ilvl w:val="1"/>
+          <w:numId w:val="1003"/>
+        </w:numPr>
+        <w:pStyle w:val="Compact"/>
+      </w:pPr>
+      <w:r>
+        <w:t xml:space="preserve">수익률 제고: 삼성전자 등 계열 지분을 뺀 약 195조원 안에서 대출형 사모대출·해외채를 늘리되 자산 듀레이션은 줄이지 않는다. 기대 총수익 +2,568억원/년</w:t>
       </w:r>
       <w:r>
         <w:rPr>
           <w:iCs/>
           <w:i/>
         </w:rPr>
-        <w:t xml:space="preserve">(매매 가능 자산 대비 +13.2bp)이고, K-ICS는 205.2~206.5%</w:t>
-      </w:r>
-      <w:r>
-        <w:t xml:space="preserve">다. 펀드 경유 투자는 룩스루 적용을 늘려 K-ICS 계수를 낮춘다.</w:t>
+        <w:t xml:space="preserve">, K-ICS 205.2~206.5%</w:t>
+      </w:r>
+      <w:r>
+        <w:t xml:space="preserve">다.</w:t>
       </w:r>
     </w:p>
     <w:bookmarkEnd w:id="20"/>
@@ -686,7 +710,7 @@
       <w:pPr>
         <w:numPr>
           <w:ilvl w:val="0"/>
-          <w:numId w:val="1003"/>
+          <w:numId w:val="1004"/>
         </w:numPr>
         <w:pStyle w:val="Compact"/>
       </w:pPr>
@@ -704,14 +728,14 @@
         <w:t xml:space="preserve">자본 100.7조원의 85.8%가 기타포괄손익</w:t>
       </w:r>
       <w:r>
-        <w:t xml:space="preserve">이다. FVOCI 주식 171.9조원(운용자산의 46.2%)의 평가이익이 170.2조원이다(p.12-13). 회사는 원인을 ’주가 상승’으로만 적었고 종목은 공시되지 않았다. [판단] 일반 공개 정보로 보면 삼성전자 등 계열 상장주식이다(추정). 회계 자본·자산 규모·ROE는 사실상 이 주가의 함수다.</w:t>
+        <w:t xml:space="preserve">이다. FVOCI 상장주식 171.9조원(운용자산의 46.2%)의 평가이익이 170.2조원이다(p.12-13). [판단] 그 대부분은 삼성전자 보통주 8.51%(사용자 정보)로 본다. 공시는 ’주가 상승’으로만 적었다. 상반기에 K-ICS상 선진시장 상장주식 자산이 78.7조원에서 193.5조원으로 146% 늘어(p.31) 삼성전자 주가가 두 배 넘게 오른 것과 정합한다(추정).</w:t>
       </w:r>
     </w:p>
     <w:p>
       <w:pPr>
         <w:numPr>
           <w:ilvl w:val="0"/>
-          <w:numId w:val="1003"/>
+          <w:numId w:val="1004"/>
         </w:numPr>
         <w:pStyle w:val="Compact"/>
       </w:pPr>
@@ -726,17 +750,46 @@
           <w:bCs/>
           <w:b/>
         </w:rPr>
-        <w:t xml:space="preserve">ROE 3.65%, 운용자산이익률 2.89%는 분모 왜곡</w:t>
-      </w:r>
-      <w:r>
-        <w:t xml:space="preserve">이다. 순이익은 9.8% 늘었지만 주가 상승으로 자본·운용자산이 부풀었다(p.24). [판단] 경과운용자산을 1년 전 수준(250.4조원)으로 두면 운용자산이익률은 3.59%(추정)로, 전년(3.34%)보다 오히려 높다.</w:t>
+        <w:t xml:space="preserve">주가 평가이익은 순이익에 들어가지 않는다.</w:t>
+      </w:r>
+      <w:r>
+        <w:t xml:space="preserve"> </w:t>
+      </w:r>
+      <w:r>
+        <w:t xml:space="preserve">FVOCI로 지정한 지분증권은 평가손익이 기타포괄손익으로만 가고, 팔아도 당기손익으로 재분류되지 않는다(IFRS 9). 상반기 지분증권 평가이익 +78.7조원(세후)은 전액 기타포괄손익이다(p.66). [판단] 그래서 ’평가이익 때문에 커 보이는 것’은</w:t>
+      </w:r>
+      <w:r>
+        <w:t xml:space="preserve"> </w:t>
+      </w:r>
+      <w:r>
+        <w:rPr>
+          <w:bCs/>
+          <w:b/>
+        </w:rPr>
+        <w:t xml:space="preserve">자산·자본·K-ICS 가용자본</w:t>
+      </w:r>
+      <w:r>
+        <w:t xml:space="preserve">이다. 손익으로 들어오는 것은</w:t>
+      </w:r>
+      <w:r>
+        <w:t xml:space="preserve"> </w:t>
+      </w:r>
+      <w:r>
+        <w:rPr>
+          <w:bCs/>
+          <w:b/>
+        </w:rPr>
+        <w:t xml:space="preserve">배당</w:t>
+      </w:r>
+      <w:r>
+        <w:t xml:space="preserve">뿐이다. 배당금수익은 5,719억원에서 6,793억원으로 +1,074억원 늘었다(K-IFRS, p.65). 삼성전자 배당 증가분은 약 +1,000억원(2025년 4분기 주당 566원 특별배당 포함, 추정)으로 거의 전부를 설명한다. 다만 이 증가분은 투자손익 감소(−798억원)를 줄인 쿠션이었다. 순이익 증가(+1,177억원)의 최대 기여는 영업외손익 개선(+5,227억원)이다. ROE 3.65%·운용자산이익률 2.89%는 이 평가이익이 분모를 키운 결과다(p.24). 분모를 1년 전 수준으로 두면 운용자산이익률은 3.59%(추정)다.</w:t>
       </w:r>
     </w:p>
     <w:p>
       <w:pPr>
         <w:numPr>
           <w:ilvl w:val="0"/>
-          <w:numId w:val="1003"/>
+          <w:numId w:val="1004"/>
         </w:numPr>
         <w:pStyle w:val="Compact"/>
       </w:pPr>
@@ -774,7 +827,7 @@
       <w:pPr>
         <w:numPr>
           <w:ilvl w:val="0"/>
-          <w:numId w:val="1003"/>
+          <w:numId w:val="1004"/>
         </w:numPr>
         <w:pStyle w:val="Compact"/>
       </w:pPr>
@@ -799,7 +852,7 @@
       <w:pPr>
         <w:numPr>
           <w:ilvl w:val="0"/>
-          <w:numId w:val="1003"/>
+          <w:numId w:val="1004"/>
         </w:numPr>
         <w:pStyle w:val="Compact"/>
       </w:pPr>
@@ -824,7 +877,7 @@
       <w:pPr>
         <w:numPr>
           <w:ilvl w:val="0"/>
-          <w:numId w:val="1003"/>
+          <w:numId w:val="1004"/>
         </w:numPr>
         <w:pStyle w:val="Compact"/>
       </w:pPr>
@@ -852,7 +905,7 @@
       <w:pPr>
         <w:numPr>
           <w:ilvl w:val="0"/>
-          <w:numId w:val="1003"/>
+          <w:numId w:val="1004"/>
         </w:numPr>
         <w:pStyle w:val="Compact"/>
       </w:pPr>
@@ -877,7 +930,7 @@
       <w:pPr>
         <w:numPr>
           <w:ilvl w:val="0"/>
-          <w:numId w:val="1003"/>
+          <w:numId w:val="1004"/>
         </w:numPr>
         <w:pStyle w:val="Compact"/>
       </w:pPr>
@@ -905,7 +958,7 @@
       <w:pPr>
         <w:numPr>
           <w:ilvl w:val="0"/>
-          <w:numId w:val="1003"/>
+          <w:numId w:val="1004"/>
         </w:numPr>
         <w:pStyle w:val="Compact"/>
       </w:pPr>
@@ -943,7 +996,7 @@
       <w:pPr>
         <w:numPr>
           <w:ilvl w:val="0"/>
-          <w:numId w:val="1003"/>
+          <w:numId w:val="1004"/>
         </w:numPr>
         <w:pStyle w:val="Compact"/>
       </w:pPr>
@@ -1015,16 +1068,641 @@
         <w:t xml:space="preserve">)보다 높아, 룩스루가 안 되는 펀드가 많을 가능성이 있다(추정).</w:t>
       </w:r>
     </w:p>
+    <w:bookmarkEnd w:id="21"/>
+    <w:bookmarkStart w:id="22" w:name="삼성전자-지분-관점-재분석"/>
+    <w:p>
+      <w:pPr>
+        <w:pStyle w:val="Heading2"/>
+      </w:pPr>
+      <w:r>
+        <w:t xml:space="preserve">삼성전자 지분 관점 재분석</w:t>
+      </w:r>
+    </w:p>
     <w:p>
       <w:pPr>
         <w:pStyle w:val="BlockText"/>
       </w:pPr>
       <w:r>
+        <w:t xml:space="preserve">근거: 지분율 8.51%는 사용자 정보이고, 2026-03 금산법 대응 매각 보도로 8.4%대일 가능성이 있다(웹확인, 미대조). 보유 주식 약 5억 주, 배당 단가는 보도 기반 추정이다(</w:t>
+      </w:r>
+      <w:r>
+        <w:rPr>
+          <w:rStyle w:val="VerbatimChar"/>
+        </w:rPr>
+        <w:t xml:space="preserve">knowledge/portfolios/삼성생명/financials_1H26.json</w:t>
+      </w:r>
+      <w:r>
+        <w:t xml:space="preserve">의</w:t>
+      </w:r>
+      <w:r>
+        <w:t xml:space="preserve"> </w:t>
+      </w:r>
+      <w:r>
+        <w:t xml:space="preserve">‘</w:t>
+      </w:r>
+      <w:r>
+        <w:t xml:space="preserve">삼성전자_지분_추정</w:t>
+      </w:r>
+      <w:r>
+        <w:t xml:space="preserve">’</w:t>
+      </w:r>
+      <w:r>
+        <w:t xml:space="preserve">). 금액은 모두 세전이고, 유배당 계약자 몫 차감 전이다.</w:t>
+      </w:r>
+    </w:p>
+    <w:tbl>
+      <w:tblPr>
+        <w:tblStyle w:val="Table"/>
+        <w:tblW w:type="pct" w:w="5000"/>
+        <w:tblLook w:firstRow="1" w:lastRow="0" w:firstColumn="0" w:lastColumn="0" w:noHBand="0" w:noVBand="0" w:val="0020"/>
+        <w:jc w:val="start"/>
+      </w:tblPr>
+      <w:tblGrid>
+        <w:gridCol w:w="1980"/>
+        <w:gridCol w:w="1980"/>
+        <w:gridCol w:w="1980"/>
+        <w:gridCol w:w="1980"/>
+      </w:tblGrid>
+      <w:tr>
+        <w:trPr>
+          <w:tblHeader w:val="true"/>
+        </w:trPr>
+        <w:tc>
+          <w:tcPr/>
+          <w:p>
+            <w:pPr>
+              <w:pStyle w:val="Compact"/>
+              <w:jc w:val="left"/>
+            </w:pPr>
+            <w:r>
+              <w:t xml:space="preserve">경로</w:t>
+            </w:r>
+          </w:p>
+        </w:tc>
+        <w:tc>
+          <w:tcPr/>
+          <w:p>
+            <w:pPr>
+              <w:pStyle w:val="Compact"/>
+              <w:jc w:val="left"/>
+            </w:pPr>
+            <w:r>
+              <w:t xml:space="preserve">재무제표 반영 위치</w:t>
+            </w:r>
+          </w:p>
+        </w:tc>
+        <w:tc>
+          <w:tcPr/>
+          <w:p>
+            <w:pPr>
+              <w:pStyle w:val="Compact"/>
+              <w:jc w:val="left"/>
+            </w:pPr>
+            <w:r>
+              <w:t xml:space="preserve">1H26</w:t>
+            </w:r>
+          </w:p>
+        </w:tc>
+        <w:tc>
+          <w:tcPr/>
+          <w:p>
+            <w:pPr>
+              <w:pStyle w:val="Compact"/>
+              <w:jc w:val="left"/>
+            </w:pPr>
+            <w:r>
+              <w:t xml:space="preserve">앞으로</w:t>
+            </w:r>
+          </w:p>
+        </w:tc>
+      </w:tr>
+      <w:tr>
+        <w:tc>
+          <w:tcPr/>
+          <w:p>
+            <w:pPr>
+              <w:pStyle w:val="Compact"/>
+              <w:jc w:val="left"/>
+            </w:pPr>
+            <w:r>
+              <w:t xml:space="preserve">주가 변동</w:t>
+            </w:r>
+          </w:p>
+        </w:tc>
+        <w:tc>
+          <w:tcPr/>
+          <w:p>
+            <w:pPr>
+              <w:pStyle w:val="Compact"/>
+              <w:jc w:val="left"/>
+            </w:pPr>
+            <w:r>
+              <w:t xml:space="preserve">기타포괄손익(FVOCI 지분증권) → 자본, 계약자지분조정(부채), 이연법인세(부채).</w:t>
+            </w:r>
+            <w:r>
+              <w:t xml:space="preserve"> </w:t>
+            </w:r>
+            <w:r>
+              <w:rPr>
+                <w:bCs/>
+                <w:b/>
+              </w:rPr>
+              <w:t xml:space="preserve">당기순이익 아님</w:t>
+            </w:r>
+          </w:p>
+        </w:tc>
+        <w:tc>
+          <w:tcPr/>
+          <w:p>
+            <w:pPr>
+              <w:pStyle w:val="Compact"/>
+              <w:jc w:val="left"/>
+            </w:pPr>
+            <w:r>
+              <w:t xml:space="preserve">평가이익 +78.7조원(세후, p.66)</w:t>
+            </w:r>
+          </w:p>
+        </w:tc>
+        <w:tc>
+          <w:tcPr/>
+          <w:p>
+            <w:pPr>
+              <w:pStyle w:val="Compact"/>
+              <w:jc w:val="left"/>
+            </w:pPr>
+            <w:r>
+              <w:t xml:space="preserve">주가 ±10% → 평가액 ±17.2조원, 주주 몫 자본 약 ±8.9조원(세율 26.4%·계약자 몫 30% 가정, 추정)</w:t>
+            </w:r>
+          </w:p>
+        </w:tc>
+      </w:tr>
+      <w:tr>
+        <w:tc>
+          <w:tcPr/>
+          <w:p>
+            <w:pPr>
+              <w:pStyle w:val="Compact"/>
+              <w:jc w:val="left"/>
+            </w:pPr>
+            <w:r>
+              <w:t xml:space="preserve">배당</w:t>
+            </w:r>
+          </w:p>
+        </w:tc>
+        <w:tc>
+          <w:tcPr/>
+          <w:p>
+            <w:pPr>
+              <w:pStyle w:val="Compact"/>
+              <w:jc w:val="left"/>
+            </w:pPr>
+            <w:r>
+              <w:t xml:space="preserve">투자수익(배당금수익) →</w:t>
+            </w:r>
+            <w:r>
+              <w:t xml:space="preserve"> </w:t>
+            </w:r>
+            <w:r>
+              <w:rPr>
+                <w:bCs/>
+                <w:b/>
+              </w:rPr>
+              <w:t xml:space="preserve">당기순이익</w:t>
+            </w:r>
+          </w:p>
+        </w:tc>
+        <w:tc>
+          <w:tcPr/>
+          <w:p>
+            <w:pPr>
+              <w:pStyle w:val="Compact"/>
+              <w:jc w:val="left"/>
+            </w:pPr>
+            <w:r>
+              <w:t xml:space="preserve">삼성전자 배당 약 4,650억원(추정) / 회사 전체 배당금수익 6,793억원(p.65)</w:t>
+            </w:r>
+          </w:p>
+        </w:tc>
+        <w:tc>
+          <w:tcPr/>
+          <w:p>
+            <w:pPr>
+              <w:pStyle w:val="Compact"/>
+              <w:jc w:val="left"/>
+            </w:pPr>
+            <w:r>
+              <w:t xml:space="preserve">하반기 약 2.5조원(2분기 374원 + 3분기 4,570원 업계 추정) — 상반기 순이익(1.32조원)의 약 1.9배(추정)</w:t>
+            </w:r>
+          </w:p>
+        </w:tc>
+      </w:tr>
+      <w:tr>
+        <w:tc>
+          <w:tcPr/>
+          <w:p>
+            <w:pPr>
+              <w:pStyle w:val="Compact"/>
+              <w:jc w:val="left"/>
+            </w:pPr>
+            <w:r>
+              <w:t xml:space="preserve">지분 매각(금산법)</w:t>
+            </w:r>
+          </w:p>
+        </w:tc>
+        <w:tc>
+          <w:tcPr/>
+          <w:p>
+            <w:pPr>
+              <w:pStyle w:val="Compact"/>
+              <w:jc w:val="left"/>
+            </w:pPr>
+            <w:r>
+              <w:t xml:space="preserve">기타포괄손익 → 이익잉여금 대체(당기손익 아님), 세금 실현, 유배당 계약자 배당 재원</w:t>
+            </w:r>
+          </w:p>
+        </w:tc>
+        <w:tc>
+          <w:tcPr/>
+          <w:p>
+            <w:pPr>
+              <w:pStyle w:val="Compact"/>
+              <w:jc w:val="left"/>
+            </w:pPr>
+            <w:r>
+              <w:t xml:space="preserve">2026-03 약 624만 주·1.3조원 매각 보도(웹확인)</w:t>
+            </w:r>
+          </w:p>
+        </w:tc>
+        <w:tc>
+          <w:tcPr/>
+          <w:p>
+            <w:pPr>
+              <w:pStyle w:val="Compact"/>
+              <w:jc w:val="left"/>
+            </w:pPr>
+            <w:r>
+              <w:t xml:space="preserve">삼성전자 자사주 소각이 이어지면 생명+화재 합산 10% 한도 때문에 추가 매각 가능</w:t>
+            </w:r>
+          </w:p>
+        </w:tc>
+      </w:tr>
+      <w:tr>
+        <w:tc>
+          <w:tcPr/>
+          <w:p>
+            <w:pPr>
+              <w:pStyle w:val="Compact"/>
+              <w:jc w:val="left"/>
+            </w:pPr>
+            <w:r>
+              <w:t xml:space="preserve">K-ICS</w:t>
+            </w:r>
+          </w:p>
+        </w:tc>
+        <w:tc>
+          <w:tcPr/>
+          <w:p>
+            <w:pPr>
+              <w:pStyle w:val="Compact"/>
+              <w:jc w:val="left"/>
+            </w:pPr>
+            <w:r>
+              <w:t xml:space="preserve">가용자본(평가이익) ↑ + 주식위험·자산집중위험 ↑</w:t>
+            </w:r>
+          </w:p>
+        </w:tc>
+        <w:tc>
+          <w:tcPr/>
+          <w:p>
+            <w:pPr>
+              <w:pStyle w:val="Compact"/>
+              <w:jc w:val="left"/>
+            </w:pPr>
+            <w:r>
+              <w:t xml:space="preserve">주식위험 69.5조원, 집중위험 25.4조원(p.31, p.34)</w:t>
+            </w:r>
+          </w:p>
+        </w:tc>
+        <w:tc>
+          <w:tcPr/>
+          <w:p>
+            <w:pPr>
+              <w:pStyle w:val="Compact"/>
+              <w:jc w:val="left"/>
+            </w:pPr>
+            <w:r>
+              <w:t xml:space="preserve">주가가 움직여도 비율 변화는 작고, 절대 자본·배당 여력이 크게 움직임</w:t>
+            </w:r>
+          </w:p>
+        </w:tc>
+      </w:tr>
+    </w:tbl>
+    <w:p>
+      <w:pPr>
+        <w:numPr>
+          <w:ilvl w:val="0"/>
+          <w:numId w:val="1005"/>
+        </w:numPr>
+      </w:pPr>
+      <w:r>
+        <w:t xml:space="preserve">[판단]</w:t>
+      </w:r>
+      <w:r>
+        <w:t xml:space="preserve"> </w:t>
+      </w:r>
+      <w:r>
+        <w:rPr>
+          <w:bCs/>
+          <w:b/>
+        </w:rPr>
+        <w:t xml:space="preserve">사용자 가설 검증</w:t>
+      </w:r>
+      <w:r>
+        <w:t xml:space="preserve">: ’삼성전자 배당 → 삼성생명 수익 증가’는 맞다. 상반기 배당 증가분(+1,074억원)의 거의 전부가 삼성전자 특별배당으로 설명된다(추정). 이 증가분이 없었다면 투자손익은 −798억원이 아니라 약 −1,900억원 줄었을 것이다(추정). ’상반기 주가 상승의 평가이익이 반영되어 크게 보인다’는</w:t>
+      </w:r>
+      <w:r>
+        <w:t xml:space="preserve"> </w:t>
+      </w:r>
+      <w:r>
+        <w:rPr>
+          <w:bCs/>
+          <w:b/>
+        </w:rPr>
+        <w:t xml:space="preserve">재무상태표·자본·K-ICS에서는 맞고, 손익계산서에서는 아니다.</w:t>
+      </w:r>
+      <w:r>
+        <w:t xml:space="preserve"> </w:t>
+      </w:r>
+      <w:r>
+        <w:t xml:space="preserve">순이익 증감(+1,177억원)을 나누면 보험손익 −2,983억원, 투자손익 −798억원(배당 +1,074억원 포함), 영업외손익 +5,227억원, 법인세 −269억원이다. 주가 평가이익은 이 가운데 어디에도 없다.</w:t>
+      </w:r>
+    </w:p>
+    <w:p>
+      <w:pPr>
+        <w:numPr>
+          <w:ilvl w:val="0"/>
+          <w:numId w:val="1005"/>
+        </w:numPr>
+      </w:pPr>
+      <w:r>
+        <w:t xml:space="preserve">[판단]</w:t>
+      </w:r>
+      <w:r>
+        <w:t xml:space="preserve"> </w:t>
+      </w:r>
+      <w:r>
+        <w:rPr>
+          <w:bCs/>
+          <w:b/>
+        </w:rPr>
+        <w:t xml:space="preserve">하반기 이익은 삼성전자 배당이 좌우한다.</w:t>
+      </w:r>
+      <w:r>
+        <w:t xml:space="preserve"> </w:t>
+      </w:r>
+      <w:r>
+        <w:t xml:space="preserve">업계 추정대로 3분기 특별배당(주당 4,570원)이 나오면 4분기 배당수입만 약 2.3조원이다(추정). 이 경우 연간 순이익이 크게 늘지만 일회성이다. 일부는 유배당 계약자 몫으로 보험금융비용(계약자 배당) 쪽에 반영된다. 2027년부터는 삼성전자의 새 주주환원 정책(2024~2026년 정책 종료)이 삼성생명 이익의 핵심 변수다.</w:t>
+      </w:r>
+    </w:p>
+    <w:p>
+      <w:pPr>
+        <w:numPr>
+          <w:ilvl w:val="0"/>
+          <w:numId w:val="1005"/>
+        </w:numPr>
+      </w:pPr>
+      <w:r>
+        <w:t xml:space="preserve">[하우스]</w:t>
+      </w:r>
+      <w:r>
+        <w:t xml:space="preserve"> </w:t>
+      </w:r>
+      <w:r>
+        <w:rPr>
+          <w:bCs/>
+          <w:b/>
+        </w:rPr>
+        <w:t xml:space="preserve">매크로 연결</w:t>
+      </w:r>
+      <w:r>
+        <w:t xml:space="preserve">: 신한 2027 전망은 메모리 단가 고원과 물량 증가로 2027년에도 반도체 수출이 늘 것으로 본다(</w:t>
+      </w:r>
+      <w:r>
+        <w:rPr>
+          <w:rStyle w:val="VerbatimChar"/>
+        </w:rPr>
+        <w:t xml:space="preserve">20261026_신한_2027전망P4_주요국한국경제</w:t>
+      </w:r>
+      <w:r>
+        <w:t xml:space="preserve"> </w:t>
+      </w:r>
+      <w:r>
+        <w:t xml:space="preserve">p.22). 다만 2027년 하반기에는 반도체 기저효과로 한국 이익 모멘텀이 꺾이고 외국인 자금이 미국으로 이동할 위험을 지적한다(</w:t>
+      </w:r>
+      <w:r>
+        <w:rPr>
+          <w:rStyle w:val="VerbatimChar"/>
+        </w:rPr>
+        <w:t xml:space="preserve">20261026_신한_2027전망P5_외환</w:t>
+      </w:r>
+      <w:r>
+        <w:t xml:space="preserve"> </w:t>
+      </w:r>
+      <w:r>
+        <w:t xml:space="preserve">p.10). [판단] 삼성전자 실적·배당에는 1H27까지 우호적이고, 주가에는 2H27이 위험 구간이다. 우리 장기 시나리오의 KOSPI(Base +5%, Bear −20%)를 삼성전자에 그대로(베타 1.0, 가정) 적용하면 다음과 같다(추정).</w:t>
+      </w:r>
+    </w:p>
+    <w:tbl>
+      <w:tblPr>
+        <w:tblStyle w:val="Table"/>
+        <w:tblW w:type="auto" w:w="0"/>
+        <w:tblLook w:firstRow="1" w:lastRow="0" w:firstColumn="0" w:lastColumn="0" w:noHBand="0" w:noVBand="0" w:val="0020"/>
+        <w:jc w:val="start"/>
+        <w:tblInd w:w="720" w:type="dxa"/>
+      </w:tblPr>
+      <w:tblGrid>
+        <w:gridCol w:w="2640"/>
+        <w:gridCol w:w="2640"/>
+        <w:gridCol w:w="2640"/>
+      </w:tblGrid>
+      <w:tr>
+        <w:trPr>
+          <w:tblHeader w:val="true"/>
+        </w:trPr>
+        <w:tc>
+          <w:tcPr/>
+          <w:p>
+            <w:pPr>
+              <w:pStyle w:val="Compact"/>
+              <w:jc w:val="left"/>
+            </w:pPr>
+            <w:r>
+              <w:t xml:space="preserve">시나리오</w:t>
+            </w:r>
+          </w:p>
+        </w:tc>
+        <w:tc>
+          <w:tcPr/>
+          <w:p>
+            <w:pPr>
+              <w:pStyle w:val="Compact"/>
+              <w:jc w:val="left"/>
+            </w:pPr>
+            <w:r>
+              <w:t xml:space="preserve">평가액 변화 (세전)</w:t>
+            </w:r>
+          </w:p>
+        </w:tc>
+        <w:tc>
+          <w:tcPr/>
+          <w:p>
+            <w:pPr>
+              <w:pStyle w:val="Compact"/>
+              <w:jc w:val="left"/>
+            </w:pPr>
+            <w:r>
+              <w:t xml:space="preserve">주주 몫 자본 변화</w:t>
+            </w:r>
+          </w:p>
+        </w:tc>
+      </w:tr>
+      <w:tr>
+        <w:tc>
+          <w:tcPr/>
+          <w:p>
+            <w:pPr>
+              <w:pStyle w:val="Compact"/>
+              <w:jc w:val="left"/>
+            </w:pPr>
+            <w:r>
+              <w:t xml:space="preserve">Base (+5%)</w:t>
+            </w:r>
+          </w:p>
+        </w:tc>
+        <w:tc>
+          <w:tcPr/>
+          <w:p>
+            <w:pPr>
+              <w:pStyle w:val="Compact"/>
+              <w:jc w:val="left"/>
+            </w:pPr>
+            <w:r>
+              <w:t xml:space="preserve">+8.6조원</w:t>
+            </w:r>
+          </w:p>
+        </w:tc>
+        <w:tc>
+          <w:tcPr/>
+          <w:p>
+            <w:pPr>
+              <w:pStyle w:val="Compact"/>
+              <w:jc w:val="left"/>
+            </w:pPr>
+            <w:r>
+              <w:t xml:space="preserve">약 +4.4조원</w:t>
+            </w:r>
+          </w:p>
+        </w:tc>
+      </w:tr>
+      <w:tr>
+        <w:tc>
+          <w:tcPr/>
+          <w:p>
+            <w:pPr>
+              <w:pStyle w:val="Compact"/>
+              <w:jc w:val="left"/>
+            </w:pPr>
+            <w:r>
+              <w:t xml:space="preserve">Bear (−20%)</w:t>
+            </w:r>
+          </w:p>
+        </w:tc>
+        <w:tc>
+          <w:tcPr/>
+          <w:p>
+            <w:pPr>
+              <w:pStyle w:val="Compact"/>
+              <w:jc w:val="left"/>
+            </w:pPr>
+            <w:r>
+              <w:t xml:space="preserve">−34.4조원</w:t>
+            </w:r>
+          </w:p>
+        </w:tc>
+        <w:tc>
+          <w:tcPr/>
+          <w:p>
+            <w:pPr>
+              <w:pStyle w:val="Compact"/>
+              <w:jc w:val="left"/>
+            </w:pPr>
+            <w:r>
+              <w:t xml:space="preserve">약 −17.7조원</w:t>
+            </w:r>
+          </w:p>
+        </w:tc>
+      </w:tr>
+    </w:tbl>
+    <w:p>
+      <w:pPr>
+        <w:numPr>
+          <w:ilvl w:val="0"/>
+          <w:numId w:val="1000"/>
+        </w:numPr>
+      </w:pPr>
+      <w:r>
+        <w:t xml:space="preserve">K-ICS 비율 영향은 작지만, 회계 자본과 배당 가능 이익의 변동이 크다.</w:t>
+      </w:r>
+    </w:p>
+    <w:p>
+      <w:pPr>
+        <w:numPr>
+          <w:ilvl w:val="0"/>
+          <w:numId w:val="1005"/>
+        </w:numPr>
+      </w:pPr>
+      <w:r>
+        <w:t xml:space="preserve">[판단]</w:t>
+      </w:r>
+      <w:r>
+        <w:t xml:space="preserve"> </w:t>
+      </w:r>
+      <w:r>
+        <w:rPr>
+          <w:bCs/>
+          <w:b/>
+        </w:rPr>
+        <w:t xml:space="preserve">규제 변수</w:t>
+      </w:r>
+      <w:r>
+        <w:t xml:space="preserve">: 금산법(계열 금융사의 비금융 계열사 지분 10% 한도)으로 인한 매각, 보험업법상 계열사 주식 평가 방식 논의(이른바</w:t>
+      </w:r>
+      <w:r>
+        <w:t xml:space="preserve"> </w:t>
+      </w:r>
+      <w:r>
+        <w:t xml:space="preserve">‘</w:t>
+      </w:r>
+      <w:r>
+        <w:t xml:space="preserve">삼성생명법</w:t>
+      </w:r>
+      <w:r>
+        <w:t xml:space="preserve">’</w:t>
+      </w:r>
+      <w:r>
+        <w:t xml:space="preserve">)가 지분 처분 압력 요인이다. 진행 상황은 미확인이다.</w:t>
+      </w:r>
+    </w:p>
+    <w:p>
+      <w:pPr>
+        <w:pStyle w:val="BlockText"/>
+      </w:pPr>
+      <w:r>
         <w:t xml:space="preserve">사용자 정보 대조: ’100% 헤지 전략’은 공시와 맞는다(USD 순노출 음수 = 헤지 ≥ 자산). ’대부분 펀드를 통한 간접 운용’은 대체투자 한정으로 맞고, 운용자산 전체로 보면 펀드 경유는 약 8%(추정)다. 계열 주식·채권·대출 직접 보유가 대부분이다.</w:t>
       </w:r>
     </w:p>
-    <w:bookmarkEnd w:id="21"/>
-    <w:bookmarkStart w:id="22" w:name="재무제표-분석-1h26"/>
+    <w:bookmarkEnd w:id="22"/>
+    <w:bookmarkStart w:id="23" w:name="재무제표-분석-1h26"/>
     <w:p>
       <w:pPr>
         <w:pStyle w:val="Heading2"/>
@@ -1486,7 +2164,7 @@
       <w:pPr>
         <w:numPr>
           <w:ilvl w:val="0"/>
-          <w:numId w:val="1004"/>
+          <w:numId w:val="1006"/>
         </w:numPr>
         <w:pStyle w:val="Compact"/>
       </w:pPr>
@@ -1511,7 +2189,7 @@
       <w:pPr>
         <w:numPr>
           <w:ilvl w:val="0"/>
-          <w:numId w:val="1004"/>
+          <w:numId w:val="1006"/>
         </w:numPr>
         <w:pStyle w:val="Compact"/>
       </w:pPr>
@@ -2052,7 +2730,7 @@
       <w:pPr>
         <w:numPr>
           <w:ilvl w:val="0"/>
-          <w:numId w:val="1005"/>
+          <w:numId w:val="1007"/>
         </w:numPr>
         <w:pStyle w:val="Compact"/>
       </w:pPr>
@@ -2064,7 +2742,7 @@
       <w:pPr>
         <w:numPr>
           <w:ilvl w:val="0"/>
-          <w:numId w:val="1005"/>
+          <w:numId w:val="1007"/>
         </w:numPr>
         <w:pStyle w:val="Compact"/>
       </w:pPr>
@@ -2505,7 +3183,7 @@
       <w:pPr>
         <w:numPr>
           <w:ilvl w:val="0"/>
-          <w:numId w:val="1006"/>
+          <w:numId w:val="1008"/>
         </w:numPr>
         <w:pStyle w:val="Compact"/>
       </w:pPr>
@@ -2526,8 +3204,8 @@
         <w:t xml:space="preserve">이 크게 흔들린다(추정).</w:t>
       </w:r>
     </w:p>
-    <w:bookmarkEnd w:id="22"/>
-    <w:bookmarkStart w:id="23" w:name="포트폴리오-현황"/>
+    <w:bookmarkEnd w:id="23"/>
+    <w:bookmarkStart w:id="24" w:name="포트폴리오-현황"/>
     <w:p>
       <w:pPr>
         <w:pStyle w:val="Heading2"/>
@@ -3124,7 +3802,7 @@
               <w:jc w:val="left"/>
             </w:pPr>
             <w:r>
-              <w:t xml:space="preserve">주식 · FVOCI 주식(상장, 평가이익 170.2조 — 계열 상장주식 중심 추정)</w:t>
+              <w:t xml:space="preserve">주식 · FVOCI 상장주식 — 대부분 삼성전자 보통주(지분 8.51%, 사용자 정보)로 추정. 평가이익 170.2조</w:t>
             </w:r>
           </w:p>
         </w:tc>
@@ -4562,7 +5240,7 @@
       <w:pPr>
         <w:numPr>
           <w:ilvl w:val="0"/>
-          <w:numId w:val="1007"/>
+          <w:numId w:val="1009"/>
         </w:numPr>
         <w:pStyle w:val="Compact"/>
       </w:pPr>
@@ -4574,7 +5252,7 @@
       <w:pPr>
         <w:numPr>
           <w:ilvl w:val="0"/>
-          <w:numId w:val="1007"/>
+          <w:numId w:val="1009"/>
         </w:numPr>
         <w:pStyle w:val="Compact"/>
       </w:pPr>
@@ -4586,7 +5264,7 @@
       <w:pPr>
         <w:numPr>
           <w:ilvl w:val="0"/>
-          <w:numId w:val="1007"/>
+          <w:numId w:val="1009"/>
         </w:numPr>
         <w:pStyle w:val="Compact"/>
       </w:pPr>
@@ -4594,8 +5272,8 @@
         <w:t xml:space="preserve">[사실] 원화채권 95.6조원·해외채 26.6조원의 구분과 대출 36.3조원의 세부 구성은 공시 기준이 달라 비중으로 배분했다(추정, 익스포저 메모 참고).</w:t>
       </w:r>
     </w:p>
-    <w:bookmarkEnd w:id="23"/>
-    <w:bookmarkStart w:id="24" w:name="매크로-포트폴리오-영향"/>
+    <w:bookmarkEnd w:id="24"/>
+    <w:bookmarkStart w:id="25" w:name="매크로-포트폴리오-영향"/>
     <w:p>
       <w:pPr>
         <w:pStyle w:val="Heading2"/>
@@ -4865,67 +5543,67 @@
               <w:jc w:val="left"/>
             </w:pPr>
             <w:r>
-              <w:t xml:space="preserve">-51,578*</w:t>
-            </w:r>
-          </w:p>
-        </w:tc>
-        <w:tc>
-          <w:tcPr/>
-          <w:p>
-            <w:pPr>
-              <w:pStyle w:val="Compact"/>
-              <w:jc w:val="left"/>
-            </w:pPr>
-            <w:r>
-              <w:t xml:space="preserve">85,964*</w:t>
-            </w:r>
-          </w:p>
-        </w:tc>
-        <w:tc>
-          <w:tcPr/>
-          <w:p>
-            <w:pPr>
-              <w:pStyle w:val="Compact"/>
-              <w:jc w:val="left"/>
-            </w:pPr>
-            <w:r>
-              <w:t xml:space="preserve">257,892*</w:t>
-            </w:r>
-          </w:p>
-        </w:tc>
-        <w:tc>
-          <w:tcPr/>
-          <w:p>
-            <w:pPr>
-              <w:pStyle w:val="Compact"/>
-              <w:jc w:val="left"/>
-            </w:pPr>
-            <w:r>
-              <w:t xml:space="preserve">-343,855*</w:t>
-            </w:r>
-          </w:p>
-        </w:tc>
-        <w:tc>
-          <w:tcPr/>
-          <w:p>
-            <w:pPr>
-              <w:pStyle w:val="Compact"/>
-              <w:jc w:val="left"/>
-            </w:pPr>
-            <w:r>
-              <w:t xml:space="preserve">-8,596*</w:t>
-            </w:r>
-          </w:p>
-        </w:tc>
-        <w:tc>
-          <w:tcPr/>
-          <w:p>
-            <w:pPr>
-              <w:pStyle w:val="Compact"/>
-              <w:jc w:val="left"/>
-            </w:pPr>
-            <w:r>
-              <w:t xml:space="preserve">18,826*</w:t>
+              <w:t xml:space="preserve">-51,578</w:t>
+            </w:r>
+          </w:p>
+        </w:tc>
+        <w:tc>
+          <w:tcPr/>
+          <w:p>
+            <w:pPr>
+              <w:pStyle w:val="Compact"/>
+              <w:jc w:val="left"/>
+            </w:pPr>
+            <w:r>
+              <w:t xml:space="preserve">85,964</w:t>
+            </w:r>
+          </w:p>
+        </w:tc>
+        <w:tc>
+          <w:tcPr/>
+          <w:p>
+            <w:pPr>
+              <w:pStyle w:val="Compact"/>
+              <w:jc w:val="left"/>
+            </w:pPr>
+            <w:r>
+              <w:t xml:space="preserve">257,892</w:t>
+            </w:r>
+          </w:p>
+        </w:tc>
+        <w:tc>
+          <w:tcPr/>
+          <w:p>
+            <w:pPr>
+              <w:pStyle w:val="Compact"/>
+              <w:jc w:val="left"/>
+            </w:pPr>
+            <w:r>
+              <w:t xml:space="preserve">-343,855</w:t>
+            </w:r>
+          </w:p>
+        </w:tc>
+        <w:tc>
+          <w:tcPr/>
+          <w:p>
+            <w:pPr>
+              <w:pStyle w:val="Compact"/>
+              <w:jc w:val="left"/>
+            </w:pPr>
+            <w:r>
+              <w:t xml:space="preserve">-8,596</w:t>
+            </w:r>
+          </w:p>
+        </w:tc>
+        <w:tc>
+          <w:tcPr/>
+          <w:p>
+            <w:pPr>
+              <w:pStyle w:val="Compact"/>
+              <w:jc w:val="left"/>
+            </w:pPr>
+            <w:r>
+              <w:t xml:space="preserve">18,826</w:t>
             </w:r>
           </w:p>
         </w:tc>
@@ -7483,7 +8161,7 @@
       <w:pPr>
         <w:numPr>
           <w:ilvl w:val="0"/>
-          <w:numId w:val="1008"/>
+          <w:numId w:val="1010"/>
         </w:numPr>
         <w:pStyle w:val="Compact"/>
       </w:pPr>
@@ -7521,7 +8199,7 @@
       <w:pPr>
         <w:numPr>
           <w:ilvl w:val="0"/>
-          <w:numId w:val="1008"/>
+          <w:numId w:val="1010"/>
         </w:numPr>
         <w:pStyle w:val="Compact"/>
       </w:pPr>
@@ -7546,7 +8224,7 @@
       <w:pPr>
         <w:numPr>
           <w:ilvl w:val="0"/>
-          <w:numId w:val="1008"/>
+          <w:numId w:val="1010"/>
         </w:numPr>
         <w:pStyle w:val="Compact"/>
       </w:pPr>
@@ -7571,7 +8249,7 @@
       <w:pPr>
         <w:numPr>
           <w:ilvl w:val="0"/>
-          <w:numId w:val="1008"/>
+          <w:numId w:val="1010"/>
         </w:numPr>
         <w:pStyle w:val="Compact"/>
       </w:pPr>
@@ -7610,8 +8288,8 @@
         <w:t xml:space="preserve">19.1조원(종속 펀드 추정)과 계열사 지분 5.5조원은 구성이 공시되지 않아 충격을 넣지 않았다. 특별계정(38.2조원) 손익은 계약자에게 귀속돼 제외했다.</w:t>
       </w:r>
     </w:p>
-    <w:bookmarkEnd w:id="24"/>
-    <w:bookmarkStart w:id="25" w:name="매크로-재무제표-연결"/>
+    <w:bookmarkEnd w:id="25"/>
+    <w:bookmarkStart w:id="26" w:name="매크로-재무제표-연결"/>
     <w:p>
       <w:pPr>
         <w:pStyle w:val="Heading2"/>
@@ -7957,7 +8635,7 @@
       <w:pPr>
         <w:numPr>
           <w:ilvl w:val="0"/>
-          <w:numId w:val="1009"/>
+          <w:numId w:val="1011"/>
         </w:numPr>
         <w:pStyle w:val="Compact"/>
       </w:pPr>
@@ -7981,7 +8659,7 @@
       <w:pPr>
         <w:numPr>
           <w:ilvl w:val="0"/>
-          <w:numId w:val="1009"/>
+          <w:numId w:val="1011"/>
         </w:numPr>
         <w:pStyle w:val="Compact"/>
       </w:pPr>
@@ -8002,8 +8680,8 @@
         <w:t xml:space="preserve">다. 금리 하락은 K-ICS를 깎고(−0.63%p 추정), 과헤지는 원화 약세에 손실을 낸다. 둘이 겹치면 −1%p 안팎(추정)이다. Base(금리 소폭 상승, 원화 약세 +5%)는 K-ICS에 약 −0.4%p다(추정).</w:t>
       </w:r>
     </w:p>
-    <w:bookmarkEnd w:id="25"/>
-    <w:bookmarkStart w:id="26" w:name="자본비율"/>
+    <w:bookmarkEnd w:id="26"/>
+    <w:bookmarkStart w:id="27" w:name="자본비율"/>
     <w:p>
       <w:pPr>
         <w:pStyle w:val="Heading2"/>
@@ -8154,8 +8832,8 @@
         </w:tc>
       </w:tr>
     </w:tbl>
-    <w:bookmarkEnd w:id="26"/>
-    <w:bookmarkStart w:id="27" w:name="공시-금리-민감도-vs-엔진-캘리브레이션"/>
+    <w:bookmarkEnd w:id="27"/>
+    <w:bookmarkStart w:id="28" w:name="공시-금리-민감도-vs-엔진-캘리브레이션"/>
     <w:p>
       <w:pPr>
         <w:pStyle w:val="Heading2"/>
@@ -8890,8 +9568,8 @@
         <w:t xml:space="preserve">공시해, 엔진(자산 측)과 직접 비교할 수 없다. 엔진은 +50bp에서 자산 −5.9~−7.0조원*인데, 공시상 지급여력금액은 +5,297억원 늘었다. 부채의 금리 민감도가 자산보다 크다는 뜻이다(부채 듀레이션 &gt; 자산, 경제적 가치 기준). K-ICS 금리위험 산출표에서도 금리 하락 충격 때 순자산가치가 15.69조원에서 14.50조원으로 줄었다(p.29). 그래서 엔진의 금리 손실은 자산 측 참고값으로만 쓰고, 자본 영향은 공시 민감도를 우선한다. 최적화에도 ’자산 듀레이션을 줄이지 않는다’는 제약을 넣었다.</w:t>
       </w:r>
     </w:p>
-    <w:bookmarkEnd w:id="27"/>
-    <w:bookmarkStart w:id="28" w:name="alm-관점"/>
+    <w:bookmarkEnd w:id="28"/>
+    <w:bookmarkStart w:id="29" w:name="alm-관점"/>
     <w:p>
       <w:pPr>
         <w:pStyle w:val="Heading2"/>
@@ -8912,7 +9590,7 @@
       <w:pPr>
         <w:numPr>
           <w:ilvl w:val="0"/>
-          <w:numId w:val="1010"/>
+          <w:numId w:val="1012"/>
         </w:numPr>
         <w:pStyle w:val="Compact"/>
       </w:pPr>
@@ -8924,7 +9602,7 @@
       <w:pPr>
         <w:numPr>
           <w:ilvl w:val="0"/>
-          <w:numId w:val="1010"/>
+          <w:numId w:val="1012"/>
         </w:numPr>
         <w:pStyle w:val="Compact"/>
       </w:pPr>
@@ -8932,8 +9610,8 @@
         <w:t xml:space="preserve">[판단] 금리 하락 노출은 반년 사이 줄었지만 여전히 남아 있다. 지급여력 민감도(−100bp −3.4%p)를 보면 금리 하락이 K-ICS 최대 금리 위험이다. 1년 이내 유동성갭은 +31.1조원이고 당좌차월 약정도 4,100억원 있어(p.43) 유동성 여력은 충분하다. 그래서 현금 비중(0.6%)이 낮은 것은 문제가 아니다.</w:t>
       </w:r>
     </w:p>
-    <w:bookmarkEnd w:id="28"/>
-    <w:bookmarkStart w:id="29" w:name="리밸런싱-제안"/>
+    <w:bookmarkEnd w:id="29"/>
+    <w:bookmarkStart w:id="30" w:name="리밸런싱-제안"/>
     <w:p>
       <w:pPr>
         <w:pStyle w:val="Heading2"/>
@@ -10353,7 +11031,7 @@
       <w:pPr>
         <w:numPr>
           <w:ilvl w:val="0"/>
-          <w:numId w:val="1011"/>
+          <w:numId w:val="1013"/>
         </w:numPr>
         <w:pStyle w:val="Compact"/>
       </w:pPr>
@@ -10383,7 +11061,7 @@
       <w:pPr>
         <w:numPr>
           <w:ilvl w:val="1"/>
-          <w:numId w:val="1012"/>
+          <w:numId w:val="1014"/>
         </w:numPr>
         <w:pStyle w:val="Compact"/>
       </w:pPr>
@@ -10395,7 +11073,7 @@
       <w:pPr>
         <w:numPr>
           <w:ilvl w:val="1"/>
-          <w:numId w:val="1012"/>
+          <w:numId w:val="1014"/>
         </w:numPr>
         <w:pStyle w:val="Compact"/>
       </w:pPr>
@@ -10417,7 +11095,7 @@
       <w:pPr>
         <w:numPr>
           <w:ilvl w:val="1"/>
-          <w:numId w:val="1012"/>
+          <w:numId w:val="1014"/>
         </w:numPr>
         <w:pStyle w:val="Compact"/>
       </w:pPr>
@@ -10439,7 +11117,7 @@
       <w:pPr>
         <w:numPr>
           <w:ilvl w:val="1"/>
-          <w:numId w:val="1012"/>
+          <w:numId w:val="1014"/>
         </w:numPr>
         <w:pStyle w:val="Compact"/>
       </w:pPr>
@@ -10451,7 +11129,7 @@
       <w:pPr>
         <w:numPr>
           <w:ilvl w:val="0"/>
-          <w:numId w:val="1011"/>
+          <w:numId w:val="1013"/>
         </w:numPr>
         <w:pStyle w:val="Compact"/>
       </w:pPr>
@@ -10478,7 +11156,7 @@
       <w:pPr>
         <w:numPr>
           <w:ilvl w:val="0"/>
-          <w:numId w:val="1011"/>
+          <w:numId w:val="1013"/>
         </w:numPr>
         <w:pStyle w:val="Compact"/>
       </w:pPr>
@@ -10503,7 +11181,7 @@
       <w:pPr>
         <w:numPr>
           <w:ilvl w:val="1"/>
-          <w:numId w:val="1013"/>
+          <w:numId w:val="1015"/>
         </w:numPr>
         <w:pStyle w:val="Compact"/>
       </w:pPr>
@@ -10522,7 +11200,7 @@
       <w:pPr>
         <w:numPr>
           <w:ilvl w:val="1"/>
-          <w:numId w:val="1013"/>
+          <w:numId w:val="1015"/>
         </w:numPr>
         <w:pStyle w:val="Compact"/>
       </w:pPr>
@@ -10541,7 +11219,7 @@
       <w:pPr>
         <w:numPr>
           <w:ilvl w:val="1"/>
-          <w:numId w:val="1013"/>
+          <w:numId w:val="1015"/>
         </w:numPr>
         <w:pStyle w:val="Compact"/>
       </w:pPr>
@@ -10560,7 +11238,7 @@
       <w:pPr>
         <w:numPr>
           <w:ilvl w:val="1"/>
-          <w:numId w:val="1013"/>
+          <w:numId w:val="1015"/>
         </w:numPr>
         <w:pStyle w:val="Compact"/>
       </w:pPr>
@@ -10575,8 +11253,8 @@
         <w:t xml:space="preserve">: 기타포괄손익이 아니라 이익잉여금·해약환급금준비금을 기준으로 삼아 주가 하락에 대비한다.</w:t>
       </w:r>
     </w:p>
-    <w:bookmarkEnd w:id="29"/>
-    <w:bookmarkStart w:id="30" w:name="한계와-가정"/>
+    <w:bookmarkEnd w:id="30"/>
+    <w:bookmarkStart w:id="31" w:name="한계와-가정"/>
     <w:p>
       <w:pPr>
         <w:pStyle w:val="Heading2"/>
@@ -10619,144 +11297,217 @@
       <w:pPr>
         <w:numPr>
           <w:ilvl w:val="0"/>
-          <w:numId w:val="1014"/>
+          <w:numId w:val="1016"/>
         </w:numPr>
         <w:pStyle w:val="Compact"/>
       </w:pPr>
       <w:r>
-        <w:t xml:space="preserve">주식: 베타=가정 1.0</w:t>
+        <w:t xml:space="preserve">국공채: D_mod=추정, 금액=추정</w:t>
       </w:r>
     </w:p>
     <w:p>
       <w:pPr>
         <w:numPr>
           <w:ilvl w:val="0"/>
-          <w:numId w:val="1014"/>
+          <w:numId w:val="1016"/>
         </w:numPr>
         <w:pStyle w:val="Compact"/>
       </w:pPr>
       <w:r>
-        <w:t xml:space="preserve">국공채: D_mod=추정, 금액=추정</w:t>
+        <w:t xml:space="preserve">특수채: D_mod=추정, SD=D_mod 가정, 금액=추정, 스프레드 배수 0.3 가정</w:t>
       </w:r>
     </w:p>
     <w:p>
       <w:pPr>
         <w:numPr>
           <w:ilvl w:val="0"/>
-          <w:numId w:val="1014"/>
+          <w:numId w:val="1016"/>
         </w:numPr>
         <w:pStyle w:val="Compact"/>
       </w:pPr>
       <w:r>
-        <w:t xml:space="preserve">특수채: D_mod=추정, SD=D_mod 가정, 금액=추정, 스프레드 배수 0.3 가정</w:t>
+        <w:t xml:space="preserve">회사채: D_mod=추정, SD=D_mod 가정, 금액=추정</w:t>
       </w:r>
     </w:p>
     <w:p>
       <w:pPr>
         <w:numPr>
           <w:ilvl w:val="0"/>
-          <w:numId w:val="1014"/>
+          <w:numId w:val="1016"/>
         </w:numPr>
         <w:pStyle w:val="Compact"/>
       </w:pPr>
       <w:r>
-        <w:t xml:space="preserve">회사채: D_mod=추정, SD=D_mod 가정, 금액=추정</w:t>
+        <w:t xml:space="preserve">해외채(혼합): D_mod=추정, SD=D_mod 가정, 헤지비용 보유기간 가정, 헤지비율=추정, 혼합 금리를 UST로 근사</w:t>
       </w:r>
     </w:p>
     <w:p>
       <w:pPr>
         <w:numPr>
           <w:ilvl w:val="0"/>
-          <w:numId w:val="1014"/>
+          <w:numId w:val="1016"/>
         </w:numPr>
         <w:pStyle w:val="Compact"/>
       </w:pPr>
       <w:r>
-        <w:t xml:space="preserve">해외채(혼합): D_mod=추정, SD=D_mod 가정, 헤지비용 보유기간 가정, 헤지비율=추정, 혼합 금리를 UST로 근사</w:t>
+        <w:t xml:space="preserve">부동산#FVPL 수익증권 중 부동산 간접(K-ICS 부동산 간접소유 2.58조): 금액=추정, 기준 캡레이트 0.045 가정</w:t>
       </w:r>
     </w:p>
     <w:p>
       <w:pPr>
         <w:numPr>
           <w:ilvl w:val="0"/>
-          <w:numId w:val="1014"/>
+          <w:numId w:val="1016"/>
         </w:numPr>
         <w:pStyle w:val="Compact"/>
       </w:pPr>
       <w:r>
-        <w:t xml:space="preserve">부동산#FVPL 수익증권 중 부동산 간접(K-ICS 부동산 간접소유 2.58조): 금액=추정, 기준 캡레이트 0.045 가정</w:t>
+        <w:t xml:space="preserve">수익증권: 금액=추정, 베타=가정 1.0, 주식 노출 비율 0.3 가정</w:t>
       </w:r>
     </w:p>
     <w:p>
       <w:pPr>
         <w:numPr>
           <w:ilvl w:val="0"/>
-          <w:numId w:val="1014"/>
+          <w:numId w:val="1016"/>
         </w:numPr>
         <w:pStyle w:val="Compact"/>
       </w:pPr>
       <w:r>
-        <w:t xml:space="preserve">수익증권: 금액=추정, 베타=가정 1.0, 주식 노출 비율 0.3 가정</w:t>
+        <w:t xml:space="preserve">수익증권(혼합): 베타=가정 1.0, 주식 노출 비율 0.3 가정, 헤지비용 보유기간 가정, 헤지비율=가정 0.5</w:t>
       </w:r>
     </w:p>
     <w:p>
       <w:pPr>
         <w:numPr>
           <w:ilvl w:val="0"/>
-          <w:numId w:val="1014"/>
+          <w:numId w:val="1016"/>
         </w:numPr>
         <w:pStyle w:val="Compact"/>
       </w:pPr>
       <w:r>
-        <w:t xml:space="preserve">수익증권(혼합): 베타=가정 1.0, 주식 노출 비율 0.3 가정, 헤지비용 보유기간 가정, 헤지비율=가정 0.5</w:t>
+        <w:t xml:space="preserve">대출-부동산담보: D_mod=추정, 금액=추정, 손실률 배수 0.3 가정</w:t>
       </w:r>
     </w:p>
     <w:p>
       <w:pPr>
         <w:numPr>
           <w:ilvl w:val="0"/>
-          <w:numId w:val="1014"/>
+          <w:numId w:val="1016"/>
         </w:numPr>
         <w:pStyle w:val="Compact"/>
       </w:pPr>
       <w:r>
-        <w:t xml:space="preserve">대출-부동산담보: D_mod=추정, 금액=추정, 손실률 배수 0.3 가정</w:t>
+        <w:t xml:space="preserve">대출-기업: D_mod=추정, SD=D_mod 가정, 금액=추정, 스프레드 배수 0.5 가정</w:t>
       </w:r>
     </w:p>
     <w:p>
       <w:pPr>
         <w:numPr>
           <w:ilvl w:val="0"/>
-          <w:numId w:val="1014"/>
+          <w:numId w:val="1016"/>
         </w:numPr>
         <w:pStyle w:val="Compact"/>
       </w:pPr>
       <w:r>
-        <w:t xml:space="preserve">대출-기업: D_mod=추정, SD=D_mod 가정, 금액=추정, 스프레드 배수 0.5 가정</w:t>
+        <w:t xml:space="preserve">대출-신용/약관: 금액=추정</w:t>
       </w:r>
     </w:p>
     <w:p>
       <w:pPr>
         <w:numPr>
           <w:ilvl w:val="0"/>
-          <w:numId w:val="1014"/>
+          <w:numId w:val="1016"/>
         </w:numPr>
         <w:pStyle w:val="Compact"/>
       </w:pPr>
       <w:r>
-        <w:t xml:space="preserve">대출-신용/약관: 금액=추정</w:t>
+        <w:t xml:space="preserve">부동산#부동산(직접): 기준 캡레이트 0.045 가정</w:t>
+      </w:r>
+    </w:p>
+    <w:p>
+      <w:pPr>
+        <w:pStyle w:val="FirstParagraph"/>
+      </w:pPr>
+      <w:r>
+        <w:rPr>
+          <w:bCs/>
+          <w:b/>
+        </w:rPr>
+        <w:t xml:space="preserve">익스포저 메모</w:t>
+      </w:r>
+      <w:r>
+        <w:t xml:space="preserve">: 일반계정 운용자산 372.2조(업무보고서 p.7·p.8). 특별계정(변액 등 38.2조)은 제외. 주식 171.9조는 FVOCI 상장주식(평가이익 170.2조, p.12). 종목은 공시에 없으나 삼성전자 보통주 8.51%(사용자 정보; 2026-03 금산법 대응 매각 보도로 8.4%대일 가능성 — 웹확인, 미대조)가 대부분으로 추정. 삼성전자 베타는 1.0으로 두고(가정) 보고서에서 ±10% 민감도를 따로 제시. 전략적 보유로 보고 최적화 매매 대상에서 제외(strategic). 원화채권 95.6조는 FVOCI 95,337.1 + FVPL 264.8; 국공채·특수채·회사채 구분은 K-ICS 채권 신용표(p.37, 해외채 포함 134.5조)의 무위험 58.8%·공공 12.7%·일반기업 등 28.4% 비중으로 배분(추정). 듀레이션은 미공시 → 국공채 15·특수채 8·회사채 5·해외채 8·대출 3~4(추정). 해외채 헤지비율 1.0은 사용자 정보(100% 헤지)이며 공시 USD 순익스포저 −1.54조(p.33)와 정합. CNY 순익스포저 +2.17조(비헤지 추정)는 엔진 미반영. 대출 36.3조는 건전성기준 대출 93.2조(p.16)의 개인 58.0%·기업 22.7%·보험계약대출 19.4% 비중으로 배분(장부 기준과 건전성 기준 금액 차이 — 미확인). FVPL 수익증권 6.9조 중 부동산 간접 2.58조(K-ICS p.32)는 부동산으로 분리. 관계·종속기업투자</w:t>
+      </w:r>
+      <w:r>
+        <w:t xml:space="preserve"> </w:t>
+      </w:r>
+      <w:r>
+        <w:t xml:space="preserve">‘</w:t>
+      </w:r>
+      <w:r>
+        <w:t xml:space="preserve">기타</w:t>
+      </w:r>
+      <w:r>
+        <w:t xml:space="preserve">’</w:t>
+      </w:r>
+      <w:r>
+        <w:t xml:space="preserve"> </w:t>
+      </w:r>
+      <w:r>
+        <w:t xml:space="preserve">19.07조는 구성 미공시(종속 펀드 추정) → 기타(엔진 미반영). 부채: 부채 듀레이션 미공시 → 엔진 ALM 생략, 공시 지급여력 민감도(p.44) 사용.</w:t>
       </w:r>
     </w:p>
     <w:p>
       <w:pPr>
         <w:numPr>
           <w:ilvl w:val="0"/>
-          <w:numId w:val="1014"/>
+          <w:numId w:val="1017"/>
         </w:numPr>
         <w:pStyle w:val="Compact"/>
       </w:pPr>
       <w:r>
-        <w:t xml:space="preserve">부동산#부동산(직접): 기준 캡레이트 0.045 가정</w:t>
+        <w:t xml:space="preserve">평가손익은 경제적 가치(공정가치) 기준이며, AC 분류 채권·원가모형 부동산 등은 회계상 손익과 다름.</w:t>
+      </w:r>
+    </w:p>
+    <w:p>
+      <w:pPr>
+        <w:numPr>
+          <w:ilvl w:val="0"/>
+          <w:numId w:val="1017"/>
+        </w:numPr>
+        <w:pStyle w:val="Compact"/>
+      </w:pPr>
+      <w:r>
+        <w:t xml:space="preserve">팩터 간 상관과 2차 효과(유가 → 물가 → 금리 등)는 시나리오 작성 단계에서만 반영되며 계산 엔진은 선형 합산.</w:t>
+      </w:r>
+    </w:p>
+    <w:p>
+      <w:pPr>
+        <w:numPr>
+          <w:ilvl w:val="0"/>
+          <w:numId w:val="1017"/>
+        </w:numPr>
+        <w:pStyle w:val="Compact"/>
+      </w:pPr>
+      <w:r>
+        <w:t xml:space="preserve">K-ICS 요구자본 영향은 위험계수 미입력(</w:t>
+      </w:r>
+      <w:r>
+        <w:rPr>
+          <w:rStyle w:val="VerbatimChar"/>
+        </w:rPr>
+        <w:t xml:space="preserve">assumptions.kics.verified: false</w:t>
+      </w:r>
+      <w:r>
+        <w:t xml:space="preserve">)으로 정성 서술만 가능.</w:t>
+      </w:r>
+    </w:p>
+    <w:p>
+      <w:r>
+        <w:pict>
+          <v:rect style="width:0;height:1.5pt" o:hralign="center" o:hrstd="t" o:hr="t"/>
+        </w:pict>
       </w:r>
     </w:p>
     <w:p>
@@ -10768,99 +11519,14 @@
           <w:bCs/>
           <w:b/>
         </w:rPr>
-        <w:t xml:space="preserve">익스포저 메모</w:t>
-      </w:r>
-      <w:r>
-        <w:t xml:space="preserve">: 일반계정 운용자산 372.2조(업무보고서 p.7·p.8). 특별계정(변액 등 38.2조)은 제외. 주식 171.9조는 FVOCI 상장주식(평가이익 170.2조, p.12)으로 계열 상장주식(삼성전자 등) 중심으로 추정 — 종목은 공시에 없음. 전략적 보유로 보고 최적화 매매 대상에서 제외(strategic). 원화채권 95.6조는 FVOCI 95,337.1 + FVPL 264.8; 국공채·특수채·회사채 구분은 K-ICS 채권 신용표(p.37, 해외채 포함 134.5조)의 무위험 58.8%·공공 12.7%·일반기업 등 28.4% 비중으로 배분(추정). 듀레이션은 미공시 → 국공채 15·특수채 8·회사채 5·해외채 8·대출 3~4(추정). 해외채 헤지비율 1.0은 사용자 정보(100% 헤지)이며 공시 USD 순익스포저 −1.54조(p.33)와 정합. CNY 순익스포저 +2.17조(비헤지 추정)는 엔진 미반영. 대출 36.3조는 건전성기준 대출 93.2조(p.16)의 개인 58.0%·기업 22.7%·보험계약대출 19.4% 비중으로 배분(장부 기준과 건전성 기준 금액 차이 — 미확인). FVPL 수익증권 6.9조 중 부동산 간접 2.58조(K-ICS p.32)는 부동산으로 분리. 관계·종속기업투자</w:t>
-      </w:r>
-      <w:r>
-        <w:t xml:space="preserve"> </w:t>
-      </w:r>
-      <w:r>
-        <w:t xml:space="preserve">‘</w:t>
-      </w:r>
-      <w:r>
-        <w:t xml:space="preserve">기타</w:t>
-      </w:r>
-      <w:r>
-        <w:t xml:space="preserve">’</w:t>
-      </w:r>
-      <w:r>
-        <w:t xml:space="preserve"> </w:t>
-      </w:r>
-      <w:r>
-        <w:t xml:space="preserve">19.07조는 구성 미공시(종속 펀드 추정) → 기타(엔진 미반영). 부채: 부채 듀레이션 미공시 → 엔진 ALM 생략, 공시 지급여력 민감도(p.44) 사용.</w:t>
+        <w:t xml:space="preserve">면책</w:t>
+      </w:r>
+      <w:r>
+        <w:t xml:space="preserve">: 본 자료는 개인의 의사결정 보조를 위한 분석 자료이며 투자 권유가 아닙니다. 포트폴리오 수치는 회사 공시(IR·정기공시·사업보고서)를 기준으로 하되 일부는 공시 비중으로 나눈 값이거나 추정값(* 표시)이며, 영향 금액은 가정 기반 근사 계산입니다. 매크로 시나리오·확률은 하우스 뷰와 에이전트 판단에 기반한 추정으로 실제 결과와 다를 수 있습니다.</w:t>
       </w:r>
     </w:p>
-    <w:p>
-      <w:pPr>
-        <w:numPr>
-          <w:ilvl w:val="0"/>
-          <w:numId w:val="1015"/>
-        </w:numPr>
-        <w:pStyle w:val="Compact"/>
-      </w:pPr>
-      <w:r>
-        <w:t xml:space="preserve">평가손익은 경제적 가치(공정가치) 기준이며, AC 분류 채권·원가모형 부동산 등은 회계상 손익과 다름.</w:t>
-      </w:r>
-    </w:p>
-    <w:p>
-      <w:pPr>
-        <w:numPr>
-          <w:ilvl w:val="0"/>
-          <w:numId w:val="1015"/>
-        </w:numPr>
-        <w:pStyle w:val="Compact"/>
-      </w:pPr>
-      <w:r>
-        <w:t xml:space="preserve">팩터 간 상관과 2차 효과(유가 → 물가 → 금리 등)는 시나리오 작성 단계에서만 반영되며 계산 엔진은 선형 합산.</w:t>
-      </w:r>
-    </w:p>
-    <w:p>
-      <w:pPr>
-        <w:numPr>
-          <w:ilvl w:val="0"/>
-          <w:numId w:val="1015"/>
-        </w:numPr>
-        <w:pStyle w:val="Compact"/>
-      </w:pPr>
-      <w:r>
-        <w:t xml:space="preserve">K-ICS 요구자본 영향은 위험계수 미입력(</w:t>
-      </w:r>
-      <w:r>
-        <w:rPr>
-          <w:rStyle w:val="VerbatimChar"/>
-        </w:rPr>
-        <w:t xml:space="preserve">assumptions.kics.verified: false</w:t>
-      </w:r>
-      <w:r>
-        <w:t xml:space="preserve">)으로 정성 서술만 가능.</w:t>
-      </w:r>
-    </w:p>
-    <w:p>
-      <w:r>
-        <w:pict>
-          <v:rect style="width:0;height:1.5pt" o:hralign="center" o:hrstd="t" o:hr="t"/>
-        </w:pict>
-      </w:r>
-    </w:p>
-    <w:p>
-      <w:pPr>
-        <w:pStyle w:val="FirstParagraph"/>
-      </w:pPr>
-      <w:r>
-        <w:rPr>
-          <w:bCs/>
-          <w:b/>
-        </w:rPr>
-        <w:t xml:space="preserve">면책</w:t>
-      </w:r>
-      <w:r>
-        <w:t xml:space="preserve">: 본 자료는 개인의 의사결정 보조를 위한 분석 자료이며 투자 권유가 아닙니다. 포트폴리오 수치는 회사 공시(IR·정기공시·사업보고서)를 기준으로 하되 일부는 공시 비중으로 나눈 값이거나 추정값(* 표시)이며, 영향 금액은 가정 기반 근사 계산입니다. 매크로 시나리오·확률은 하우스 뷰와 에이전트 판단에 기반한 추정으로 실제 결과와 다를 수 있습니다.</w:t>
-      </w:r>
-    </w:p>
-    <w:bookmarkEnd w:id="30"/>
     <w:bookmarkEnd w:id="31"/>
+    <w:bookmarkEnd w:id="32"/>
     <w:sectPr/>
   </w:body>
 </w:document>
@@ -11165,6 +11831,9 @@
     </w:lvlOverride>
   </w:num>
   <w:num w:numId="1003">
+    <w:abstractNumId w:val="991"/>
+  </w:num>
+  <w:num w:numId="1004">
     <w:abstractNumId w:val="99411"/>
     <w:lvlOverride w:ilvl="0">
       <w:startOverride w:val="1"/>
@@ -11193,9 +11862,6 @@
     <w:lvlOverride w:ilvl="8">
       <w:startOverride w:val="1"/>
     </w:lvlOverride>
-  </w:num>
-  <w:num w:numId="1004">
-    <w:abstractNumId w:val="991"/>
   </w:num>
   <w:num w:numId="1005">
     <w:abstractNumId w:val="991"/>
@@ -11228,6 +11894,12 @@
     <w:abstractNumId w:val="991"/>
   </w:num>
   <w:num w:numId="1015">
+    <w:abstractNumId w:val="991"/>
+  </w:num>
+  <w:num w:numId="1016">
+    <w:abstractNumId w:val="991"/>
+  </w:num>
+  <w:num w:numId="1017">
     <w:abstractNumId w:val="991"/>
   </w:num>
 </w:numbering>
